--- a/2_Laboratorio/L03_Calculadora/docs/Practica12.docx
+++ b/2_Laboratorio/L03_Calculadora/docs/Practica12.docx
@@ -904,10 +904,10 @@
             <v:path o:extrusionok="f" gradientshapeok="t" o:connecttype="rect"/>
             <o:lock v:ext="edit" aspectratio="t"/>
           </v:shapetype>
-          <v:shape id="_x0000_i1072" type="#_x0000_t75" style="width:405.5pt;height:254.7pt" o:ole="">
+          <v:shape id="_x0000_i1025" type="#_x0000_t75" style="width:405.7pt;height:254.8pt" o:ole="">
             <v:imagedata r:id="rId13" o:title=""/>
           </v:shape>
-          <o:OLEObject Type="Embed" ProgID="Word.OpenDocumentText.12" ShapeID="_x0000_i1072" DrawAspect="Content" ObjectID="_1834359130" r:id="rId14"/>
+          <o:OLEObject Type="Embed" ProgID="Word.OpenDocumentText.12" ShapeID="_x0000_i1025" DrawAspect="Content" ObjectID="_1834872115" r:id="rId14"/>
         </w:object>
       </w:r>
     </w:p>
@@ -1013,10 +1013,10 @@
           <w:rFonts w:ascii="Proxima Nova" w:eastAsia="Proxima Nova" w:hAnsi="Proxima Nova" w:cs="Proxima Nova"/>
         </w:rPr>
         <w:object w:dxaOrig="12240" w:dyaOrig="3135" w14:anchorId="04480044">
-          <v:shape id="_x0000_i1133" type="#_x0000_t75" style="width:405.5pt;height:103.9pt" o:ole="">
+          <v:shape id="_x0000_i1026" type="#_x0000_t75" style="width:405.7pt;height:103.95pt" o:ole="">
             <v:imagedata r:id="rId15" o:title=""/>
           </v:shape>
-          <o:OLEObject Type="Embed" ProgID="Word.OpenDocumentText.12" ShapeID="_x0000_i1133" DrawAspect="Content" ObjectID="_1834359131" r:id="rId16"/>
+          <o:OLEObject Type="Embed" ProgID="Word.OpenDocumentText.12" ShapeID="_x0000_i1026" DrawAspect="Content" ObjectID="_1834872116" r:id="rId16"/>
         </w:object>
       </w:r>
     </w:p>
@@ -1045,10 +1045,10 @@
           <w:rFonts w:ascii="Proxima Nova" w:eastAsia="Proxima Nova" w:hAnsi="Proxima Nova" w:cs="Proxima Nova"/>
         </w:rPr>
         <w:object w:dxaOrig="12240" w:dyaOrig="3135" w14:anchorId="20790662">
-          <v:shape id="_x0000_i1135" type="#_x0000_t75" style="width:405.5pt;height:103.9pt" o:ole="">
+          <v:shape id="_x0000_i1027" type="#_x0000_t75" style="width:405.7pt;height:103.95pt" o:ole="">
             <v:imagedata r:id="rId17" o:title=""/>
           </v:shape>
-          <o:OLEObject Type="Embed" ProgID="Word.OpenDocumentText.12" ShapeID="_x0000_i1135" DrawAspect="Content" ObjectID="_1834359132" r:id="rId18"/>
+          <o:OLEObject Type="Embed" ProgID="Word.OpenDocumentText.12" ShapeID="_x0000_i1027" DrawAspect="Content" ObjectID="_1834872117" r:id="rId18"/>
         </w:object>
       </w:r>
     </w:p>
@@ -1218,10 +1218,10 @@
           <w:rFonts w:ascii="Proxima Nova" w:eastAsia="Proxima Nova" w:hAnsi="Proxima Nova" w:cs="Proxima Nova"/>
         </w:rPr>
         <w:object w:dxaOrig="12240" w:dyaOrig="5130" w14:anchorId="3B257B8E">
-          <v:shape id="_x0000_i1128" type="#_x0000_t75" style="width:405.5pt;height:169.8pt" o:ole="">
+          <v:shape id="_x0000_i1028" type="#_x0000_t75" style="width:405.7pt;height:169.65pt" o:ole="">
             <v:imagedata r:id="rId19" o:title=""/>
           </v:shape>
-          <o:OLEObject Type="Embed" ProgID="Word.OpenDocumentText.12" ShapeID="_x0000_i1128" DrawAspect="Content" ObjectID="_1834359133" r:id="rId20"/>
+          <o:OLEObject Type="Embed" ProgID="Word.OpenDocumentText.12" ShapeID="_x0000_i1028" DrawAspect="Content" ObjectID="_1834872118" r:id="rId20"/>
         </w:object>
       </w:r>
     </w:p>
@@ -1237,10 +1237,10 @@
           <w:rFonts w:ascii="Proxima Nova" w:eastAsia="Proxima Nova" w:hAnsi="Proxima Nova" w:cs="Proxima Nova"/>
         </w:rPr>
         <w:object w:dxaOrig="12240" w:dyaOrig="3705" w14:anchorId="4680BC65">
-          <v:shape id="_x0000_i1124" type="#_x0000_t75" style="width:405.5pt;height:122.95pt" o:ole="">
+          <v:shape id="_x0000_i1029" type="#_x0000_t75" style="width:405.7pt;height:122.7pt" o:ole="">
             <v:imagedata r:id="rId21" o:title=""/>
           </v:shape>
-          <o:OLEObject Type="Embed" ProgID="Word.OpenDocumentText.12" ShapeID="_x0000_i1124" DrawAspect="Content" ObjectID="_1834359134" r:id="rId22"/>
+          <o:OLEObject Type="Embed" ProgID="Word.OpenDocumentText.12" ShapeID="_x0000_i1029" DrawAspect="Content" ObjectID="_1834872119" r:id="rId22"/>
         </w:object>
       </w:r>
     </w:p>
@@ -1340,10 +1340,10 @@
           <w:rFonts w:ascii="Proxima Nova" w:eastAsia="Proxima Nova" w:hAnsi="Proxima Nova" w:cs="Proxima Nova"/>
         </w:rPr>
         <w:object w:dxaOrig="12240" w:dyaOrig="2565" w14:anchorId="46C04E20">
-          <v:shape id="_x0000_i1167" type="#_x0000_t75" style="width:405.5pt;height:84.9pt" o:ole="">
+          <v:shape id="_x0000_i1030" type="#_x0000_t75" style="width:405.7pt;height:85.15pt" o:ole="">
             <v:imagedata r:id="rId23" o:title=""/>
           </v:shape>
-          <o:OLEObject Type="Embed" ProgID="Word.OpenDocumentText.12" ShapeID="_x0000_i1167" DrawAspect="Content" ObjectID="_1834359135" r:id="rId24"/>
+          <o:OLEObject Type="Embed" ProgID="Word.OpenDocumentText.12" ShapeID="_x0000_i1030" DrawAspect="Content" ObjectID="_1834872120" r:id="rId24"/>
         </w:object>
       </w:r>
       <w:bookmarkStart w:id="7" w:name="_MON_1834352242"/>
@@ -1353,10 +1353,10 @@
           <w:rFonts w:ascii="Proxima Nova" w:eastAsia="Proxima Nova" w:hAnsi="Proxima Nova" w:cs="Proxima Nova"/>
         </w:rPr>
         <w:object w:dxaOrig="12240" w:dyaOrig="4560" w14:anchorId="57C6AFAC">
-          <v:shape id="_x0000_i1153" type="#_x0000_t75" style="width:405.5pt;height:150.8pt" o:ole="">
+          <v:shape id="_x0000_i1031" type="#_x0000_t75" style="width:405.7pt;height:150.9pt" o:ole="">
             <v:imagedata r:id="rId25" o:title=""/>
           </v:shape>
-          <o:OLEObject Type="Embed" ProgID="Word.OpenDocumentText.12" ShapeID="_x0000_i1153" DrawAspect="Content" ObjectID="_1834359136" r:id="rId26"/>
+          <o:OLEObject Type="Embed" ProgID="Word.OpenDocumentText.12" ShapeID="_x0000_i1031" DrawAspect="Content" ObjectID="_1834872121" r:id="rId26"/>
         </w:object>
       </w:r>
     </w:p>
@@ -1408,10 +1408,10 @@
           <w:rFonts w:ascii="Proxima Nova" w:eastAsia="Proxima Nova" w:hAnsi="Proxima Nova" w:cs="Proxima Nova"/>
         </w:rPr>
         <w:object w:dxaOrig="12240" w:dyaOrig="2280" w14:anchorId="0C513D55">
-          <v:shape id="_x0000_i1170" type="#_x0000_t75" style="width:405.5pt;height:75.4pt" o:ole="">
+          <v:shape id="_x0000_i1032" type="#_x0000_t75" style="width:405.7pt;height:75.15pt" o:ole="">
             <v:imagedata r:id="rId27" o:title=""/>
           </v:shape>
-          <o:OLEObject Type="Embed" ProgID="Word.OpenDocumentText.12" ShapeID="_x0000_i1170" DrawAspect="Content" ObjectID="_1834359137" r:id="rId28"/>
+          <o:OLEObject Type="Embed" ProgID="Word.OpenDocumentText.12" ShapeID="_x0000_i1032" DrawAspect="Content" ObjectID="_1834872122" r:id="rId28"/>
         </w:object>
       </w:r>
     </w:p>
@@ -1426,10 +1426,10 @@
           <w:rFonts w:ascii="Proxima Nova" w:eastAsia="Proxima Nova" w:hAnsi="Proxima Nova" w:cs="Proxima Nova"/>
         </w:rPr>
         <w:object w:dxaOrig="12240" w:dyaOrig="4560" w14:anchorId="7F8FDE53">
-          <v:shape id="_x0000_i1158" type="#_x0000_t75" style="width:405.5pt;height:150.8pt" o:ole="">
+          <v:shape id="_x0000_i1033" type="#_x0000_t75" style="width:405.7pt;height:150.9pt" o:ole="">
             <v:imagedata r:id="rId25" o:title=""/>
           </v:shape>
-          <o:OLEObject Type="Embed" ProgID="Word.OpenDocumentText.12" ShapeID="_x0000_i1158" DrawAspect="Content" ObjectID="_1834359138" r:id="rId29"/>
+          <o:OLEObject Type="Embed" ProgID="Word.OpenDocumentText.12" ShapeID="_x0000_i1033" DrawAspect="Content" ObjectID="_1834872123" r:id="rId29"/>
         </w:object>
       </w:r>
     </w:p>
@@ -4939,6 +4939,7 @@
   <w:style w:type="character" w:default="1" w:styleId="Fuentedeprrafopredeter">
     <w:name w:val="Default Paragraph Font"/>
     <w:uiPriority w:val="1"/>
+    <w:semiHidden/>
     <w:unhideWhenUsed/>
   </w:style>
   <w:style w:type="table" w:default="1" w:styleId="Tablanormal">
